--- a/Ebola_DRC_2018/DSA_turing_SIRmap_W3.docx
+++ b/Ebola_DRC_2018/DSA_turing_SIRmap_W3.docx
@@ -7011,7 +7011,7 @@
         <w:rPr>
           <w:rStyle w:val="VerbatimChar"/>
         </w:rPr>
-        <w:t xml:space="preserve">Wall duration     = 790.84 seconds</w:t>
+        <w:t xml:space="preserve">Wall duration     = 800.15 seconds</w:t>
       </w:r>
       <w:r>
         <w:br/>
@@ -7020,7 +7020,7 @@
         <w:rPr>
           <w:rStyle w:val="VerbatimChar"/>
         </w:rPr>
-        <w:t xml:space="preserve">Compute duration  = 2528.78 seconds</w:t>
+        <w:t xml:space="preserve">Compute duration  = 2541.39 seconds</w:t>
       </w:r>
       <w:r>
         <w:br/>
@@ -7259,25 +7259,25 @@
         <w:rPr>
           <w:rStyle w:val="NormalTok"/>
         </w:rPr>
-        <w:t xml:space="preserve">β_mean </w:t>
-      </w:r>
-      <w:r>
-        <w:rPr>
-          <w:rStyle w:val="OperatorTok"/>
-        </w:rPr>
-        <w:t xml:space="preserve">=</w:t>
-      </w:r>
-      <w:r>
-        <w:rPr>
-          <w:rStyle w:val="NormalTok"/>
-        </w:rPr>
-        <w:t xml:space="preserve"> </w:t>
-      </w:r>
-      <w:r>
-        <w:rPr>
-          <w:rStyle w:val="FunctionTok"/>
-        </w:rPr>
-        <w:t xml:space="preserve">mean</w:t>
+        <w:t xml:space="preserve">β_med </w:t>
+      </w:r>
+      <w:r>
+        <w:rPr>
+          <w:rStyle w:val="OperatorTok"/>
+        </w:rPr>
+        <w:t xml:space="preserve">=</w:t>
+      </w:r>
+      <w:r>
+        <w:rPr>
+          <w:rStyle w:val="NormalTok"/>
+        </w:rPr>
+        <w:t xml:space="preserve"> </w:t>
+      </w:r>
+      <w:r>
+        <w:rPr>
+          <w:rStyle w:val="FunctionTok"/>
+        </w:rPr>
+        <w:t xml:space="preserve">median</w:t>
       </w:r>
       <w:r>
         <w:rPr>
@@ -7304,25 +7304,25 @@
         <w:rPr>
           <w:rStyle w:val="NormalTok"/>
         </w:rPr>
-        <w:t xml:space="preserve">γ_mean </w:t>
-      </w:r>
-      <w:r>
-        <w:rPr>
-          <w:rStyle w:val="OperatorTok"/>
-        </w:rPr>
-        <w:t xml:space="preserve">=</w:t>
-      </w:r>
-      <w:r>
-        <w:rPr>
-          <w:rStyle w:val="NormalTok"/>
-        </w:rPr>
-        <w:t xml:space="preserve"> </w:t>
-      </w:r>
-      <w:r>
-        <w:rPr>
-          <w:rStyle w:val="FunctionTok"/>
-        </w:rPr>
-        <w:t xml:space="preserve">mean</w:t>
+        <w:t xml:space="preserve">γ_med </w:t>
+      </w:r>
+      <w:r>
+        <w:rPr>
+          <w:rStyle w:val="OperatorTok"/>
+        </w:rPr>
+        <w:t xml:space="preserve">=</w:t>
+      </w:r>
+      <w:r>
+        <w:rPr>
+          <w:rStyle w:val="NormalTok"/>
+        </w:rPr>
+        <w:t xml:space="preserve"> </w:t>
+      </w:r>
+      <w:r>
+        <w:rPr>
+          <w:rStyle w:val="FunctionTok"/>
+        </w:rPr>
+        <w:t xml:space="preserve">median</w:t>
       </w:r>
       <w:r>
         <w:rPr>
@@ -7349,25 +7349,25 @@
         <w:rPr>
           <w:rStyle w:val="NormalTok"/>
         </w:rPr>
-        <w:t xml:space="preserve">ρ_mean </w:t>
-      </w:r>
-      <w:r>
-        <w:rPr>
-          <w:rStyle w:val="OperatorTok"/>
-        </w:rPr>
-        <w:t xml:space="preserve">=</w:t>
-      </w:r>
-      <w:r>
-        <w:rPr>
-          <w:rStyle w:val="NormalTok"/>
-        </w:rPr>
-        <w:t xml:space="preserve"> </w:t>
-      </w:r>
-      <w:r>
-        <w:rPr>
-          <w:rStyle w:val="FunctionTok"/>
-        </w:rPr>
-        <w:t xml:space="preserve">mean</w:t>
+        <w:t xml:space="preserve">ρ_med </w:t>
+      </w:r>
+      <w:r>
+        <w:rPr>
+          <w:rStyle w:val="OperatorTok"/>
+        </w:rPr>
+        <w:t xml:space="preserve">=</w:t>
+      </w:r>
+      <w:r>
+        <w:rPr>
+          <w:rStyle w:val="NormalTok"/>
+        </w:rPr>
+        <w:t xml:space="preserve"> </w:t>
+      </w:r>
+      <w:r>
+        <w:rPr>
+          <w:rStyle w:val="FunctionTok"/>
+        </w:rPr>
+        <w:t xml:space="preserve">median</w:t>
       </w:r>
       <w:r>
         <w:rPr>
@@ -7394,25 +7394,25 @@
         <w:rPr>
           <w:rStyle w:val="NormalTok"/>
         </w:rPr>
-        <w:t xml:space="preserve">N_mean </w:t>
-      </w:r>
-      <w:r>
-        <w:rPr>
-          <w:rStyle w:val="OperatorTok"/>
-        </w:rPr>
-        <w:t xml:space="preserve">=</w:t>
-      </w:r>
-      <w:r>
-        <w:rPr>
-          <w:rStyle w:val="NormalTok"/>
-        </w:rPr>
-        <w:t xml:space="preserve"> </w:t>
-      </w:r>
-      <w:r>
-        <w:rPr>
-          <w:rStyle w:val="FunctionTok"/>
-        </w:rPr>
-        <w:t xml:space="preserve">mean</w:t>
+        <w:t xml:space="preserve">N_med </w:t>
+      </w:r>
+      <w:r>
+        <w:rPr>
+          <w:rStyle w:val="OperatorTok"/>
+        </w:rPr>
+        <w:t xml:space="preserve">=</w:t>
+      </w:r>
+      <w:r>
+        <w:rPr>
+          <w:rStyle w:val="NormalTok"/>
+        </w:rPr>
+        <w:t xml:space="preserve"> </w:t>
+      </w:r>
+      <w:r>
+        <w:rPr>
+          <w:rStyle w:val="FunctionTok"/>
+        </w:rPr>
+        <w:t xml:space="preserve">median</w:t>
       </w:r>
       <w:r>
         <w:rPr>
@@ -7643,7 +7643,7 @@
         <w:rPr>
           <w:rStyle w:val="NormalTok"/>
         </w:rPr>
-        <w:t xml:space="preserve">(p1, [β_mean], label</w:t>
+        <w:t xml:space="preserve">(p1, [β_med], label</w:t>
       </w:r>
       <w:r>
         <w:rPr>
@@ -7655,7 +7655,7 @@
         <w:rPr>
           <w:rStyle w:val="StringTok"/>
         </w:rPr>
-        <w:t xml:space="preserve">"Posterior mean"</w:t>
+        <w:t xml:space="preserve">"Posterior median"</w:t>
       </w:r>
       <w:r>
         <w:rPr>
@@ -7907,7 +7907,7 @@
         <w:rPr>
           <w:rStyle w:val="NormalTok"/>
         </w:rPr>
-        <w:t xml:space="preserve">(p2, [γ_mean], label</w:t>
+        <w:t xml:space="preserve">(p2, [γ_med], label</w:t>
       </w:r>
       <w:r>
         <w:rPr>
@@ -7919,7 +7919,7 @@
         <w:rPr>
           <w:rStyle w:val="StringTok"/>
         </w:rPr>
-        <w:t xml:space="preserve">"Posterior mean"</w:t>
+        <w:t xml:space="preserve">"Posterior median"</w:t>
       </w:r>
       <w:r>
         <w:rPr>
@@ -8171,7 +8171,7 @@
         <w:rPr>
           <w:rStyle w:val="NormalTok"/>
         </w:rPr>
-        <w:t xml:space="preserve">(p3, [ρ_mean], label</w:t>
+        <w:t xml:space="preserve">(p3, [ρ_med], label</w:t>
       </w:r>
       <w:r>
         <w:rPr>
@@ -8183,7 +8183,7 @@
         <w:rPr>
           <w:rStyle w:val="StringTok"/>
         </w:rPr>
-        <w:t xml:space="preserve">"Posterior mean"</w:t>
+        <w:t xml:space="preserve">"Posterior median"</w:t>
       </w:r>
       <w:r>
         <w:rPr>
@@ -8375,7 +8375,7 @@
         <w:rPr>
           <w:rStyle w:val="NormalTok"/>
         </w:rPr>
-        <w:t xml:space="preserve">(p4, [N_mean], label</w:t>
+        <w:t xml:space="preserve">(p4, [N_med], label</w:t>
       </w:r>
       <w:r>
         <w:rPr>
@@ -8387,7 +8387,7 @@
         <w:rPr>
           <w:rStyle w:val="StringTok"/>
         </w:rPr>
-        <w:t xml:space="preserve">"Posterior mean"</w:t>
+        <w:t xml:space="preserve">"Posterior median"</w:t>
       </w:r>
       <w:r>
         <w:rPr>
@@ -8517,7 +8517,7 @@
       <w:r>
         <w:drawing>
           <wp:inline>
-            <wp:extent cx="5029200" cy="3200400"/>
+            <wp:extent cx="5334000" cy="3810000"/>
             <wp:effectExtent b="0" l="0" r="0" t="0"/>
             <wp:docPr descr="" title="" id="29" name="Picture"/>
             <a:graphic>
@@ -8547,7 +8547,7 @@
                   <pic:spPr bwMode="auto">
                     <a:xfrm>
                       <a:off x="0" y="0"/>
-                      <a:ext cx="5029200" cy="3200400"/>
+                      <a:ext cx="5334000" cy="3810000"/>
                     </a:xfrm>
                     <a:prstGeom prst="rect">
                       <a:avLst/>
@@ -8689,18 +8689,1333 @@
       </w:pPr>
       <w:r>
         <w:rPr>
+          <w:rStyle w:val="NormalTok"/>
+        </w:rPr>
+        <w:t xml:space="preserve">β_chain  </w:t>
+      </w:r>
+      <w:r>
+        <w:rPr>
+          <w:rStyle w:val="OperatorTok"/>
+        </w:rPr>
+        <w:t xml:space="preserve">=</w:t>
+      </w:r>
+      <w:r>
+        <w:rPr>
+          <w:rStyle w:val="NormalTok"/>
+        </w:rPr>
+        <w:t xml:space="preserve"> </w:t>
+      </w:r>
+      <w:r>
+        <w:rPr>
+          <w:rStyle w:val="FunctionTok"/>
+        </w:rPr>
+        <w:t xml:space="preserve">vec</w:t>
+      </w:r>
+      <w:r>
+        <w:rPr>
+          <w:rStyle w:val="NormalTok"/>
+        </w:rPr>
+        <w:t xml:space="preserve">(chain[</w:t>
+      </w:r>
+      <w:r>
+        <w:rPr>
+          <w:rStyle w:val="OperatorTok"/>
+        </w:rPr>
+        <w:t xml:space="preserve">:</w:t>
+      </w:r>
+      <w:r>
+        <w:rPr>
+          <w:rStyle w:val="NormalTok"/>
+        </w:rPr>
+        <w:t xml:space="preserve">β])</w:t>
+      </w:r>
+      <w:r>
+        <w:br/>
+      </w:r>
+      <w:r>
+        <w:rPr>
+          <w:rStyle w:val="NormalTok"/>
+        </w:rPr>
+        <w:t xml:space="preserve">γ_chain  </w:t>
+      </w:r>
+      <w:r>
+        <w:rPr>
+          <w:rStyle w:val="OperatorTok"/>
+        </w:rPr>
+        <w:t xml:space="preserve">=</w:t>
+      </w:r>
+      <w:r>
+        <w:rPr>
+          <w:rStyle w:val="NormalTok"/>
+        </w:rPr>
+        <w:t xml:space="preserve"> </w:t>
+      </w:r>
+      <w:r>
+        <w:rPr>
+          <w:rStyle w:val="FunctionTok"/>
+        </w:rPr>
+        <w:t xml:space="preserve">vec</w:t>
+      </w:r>
+      <w:r>
+        <w:rPr>
+          <w:rStyle w:val="NormalTok"/>
+        </w:rPr>
+        <w:t xml:space="preserve">(chain[</w:t>
+      </w:r>
+      <w:r>
+        <w:rPr>
+          <w:rStyle w:val="OperatorTok"/>
+        </w:rPr>
+        <w:t xml:space="preserve">:</w:t>
+      </w:r>
+      <w:r>
+        <w:rPr>
+          <w:rStyle w:val="NormalTok"/>
+        </w:rPr>
+        <w:t xml:space="preserve">γ])</w:t>
+      </w:r>
+      <w:r>
+        <w:br/>
+      </w:r>
+      <w:r>
+        <w:rPr>
+          <w:rStyle w:val="NormalTok"/>
+        </w:rPr>
+        <w:t xml:space="preserve">ρ_chain  </w:t>
+      </w:r>
+      <w:r>
+        <w:rPr>
+          <w:rStyle w:val="OperatorTok"/>
+        </w:rPr>
+        <w:t xml:space="preserve">=</w:t>
+      </w:r>
+      <w:r>
+        <w:rPr>
+          <w:rStyle w:val="NormalTok"/>
+        </w:rPr>
+        <w:t xml:space="preserve"> </w:t>
+      </w:r>
+      <w:r>
+        <w:rPr>
+          <w:rStyle w:val="FunctionTok"/>
+        </w:rPr>
+        <w:t xml:space="preserve">vec</w:t>
+      </w:r>
+      <w:r>
+        <w:rPr>
+          <w:rStyle w:val="NormalTok"/>
+        </w:rPr>
+        <w:t xml:space="preserve">(chain[</w:t>
+      </w:r>
+      <w:r>
+        <w:rPr>
+          <w:rStyle w:val="OperatorTok"/>
+        </w:rPr>
+        <w:t xml:space="preserve">:</w:t>
+      </w:r>
+      <w:r>
+        <w:rPr>
+          <w:rStyle w:val="NormalTok"/>
+        </w:rPr>
+        <w:t xml:space="preserve">ρ])</w:t>
+      </w:r>
+      <w:r>
+        <w:br/>
+      </w:r>
+      <w:r>
+        <w:rPr>
+          <w:rStyle w:val="NormalTok"/>
+        </w:rPr>
+        <w:t xml:space="preserve">N_chain  </w:t>
+      </w:r>
+      <w:r>
+        <w:rPr>
+          <w:rStyle w:val="OperatorTok"/>
+        </w:rPr>
+        <w:t xml:space="preserve">=</w:t>
+      </w:r>
+      <w:r>
+        <w:rPr>
+          <w:rStyle w:val="NormalTok"/>
+        </w:rPr>
+        <w:t xml:space="preserve"> </w:t>
+      </w:r>
+      <w:r>
+        <w:rPr>
+          <w:rStyle w:val="FunctionTok"/>
+        </w:rPr>
+        <w:t xml:space="preserve">vec</w:t>
+      </w:r>
+      <w:r>
+        <w:rPr>
+          <w:rStyle w:val="NormalTok"/>
+        </w:rPr>
+        <w:t xml:space="preserve">(chain[</w:t>
+      </w:r>
+      <w:r>
+        <w:rPr>
+          <w:rStyle w:val="OperatorTok"/>
+        </w:rPr>
+        <w:t xml:space="preserve">:</w:t>
+      </w:r>
+      <w:r>
+        <w:rPr>
+          <w:rStyle w:val="NormalTok"/>
+        </w:rPr>
+        <w:t xml:space="preserve">N_float])</w:t>
+      </w:r>
+      <w:r>
+        <w:br/>
+      </w:r>
+      <w:r>
+        <w:rPr>
+          <w:rStyle w:val="NormalTok"/>
+        </w:rPr>
+        <w:t xml:space="preserve">pγ_chain </w:t>
+      </w:r>
+      <w:r>
+        <w:rPr>
+          <w:rStyle w:val="OperatorTok"/>
+        </w:rPr>
+        <w:t xml:space="preserve">=</w:t>
+      </w:r>
+      <w:r>
+        <w:rPr>
+          <w:rStyle w:val="NormalTok"/>
+        </w:rPr>
+        <w:t xml:space="preserve"> </w:t>
+      </w:r>
+      <w:r>
+        <w:rPr>
+          <w:rStyle w:val="FunctionTok"/>
+        </w:rPr>
+        <w:t xml:space="preserve">rate_to_proportion</w:t>
+      </w:r>
+      <w:r>
+        <w:rPr>
+          <w:rStyle w:val="NormalTok"/>
+        </w:rPr>
+        <w:t xml:space="preserve">.(γ_chain)</w:t>
+      </w:r>
+      <w:r>
+        <w:br/>
+      </w:r>
+      <w:r>
+        <w:br/>
+      </w:r>
+      <w:r>
+        <w:rPr>
+          <w:rStyle w:val="NormalTok"/>
+        </w:rPr>
+        <w:t xml:space="preserve">R0_chain       </w:t>
+      </w:r>
+      <w:r>
+        <w:rPr>
+          <w:rStyle w:val="OperatorTok"/>
+        </w:rPr>
+        <w:t xml:space="preserve">=</w:t>
+      </w:r>
+      <w:r>
+        <w:rPr>
+          <w:rStyle w:val="NormalTok"/>
+        </w:rPr>
+        <w:t xml:space="preserve"> β_chain </w:t>
+      </w:r>
+      <w:r>
+        <w:rPr>
+          <w:rStyle w:val="OperatorTok"/>
+        </w:rPr>
+        <w:t xml:space="preserve">./</w:t>
+      </w:r>
+      <w:r>
+        <w:rPr>
+          <w:rStyle w:val="NormalTok"/>
+        </w:rPr>
+        <w:t xml:space="preserve"> pγ_chain           </w:t>
+      </w:r>
+      <w:r>
+        <w:rPr>
+          <w:rStyle w:val="CommentTok"/>
+        </w:rPr>
+        <w:t xml:space="preserve"># R0 of the discrete process</w:t>
+      </w:r>
+      <w:r>
+        <w:br/>
+      </w:r>
+      <w:r>
+        <w:rPr>
+          <w:rStyle w:val="NormalTok"/>
+        </w:rPr>
+        <w:t xml:space="preserve">IP_steps_chain </w:t>
+      </w:r>
+      <w:r>
+        <w:rPr>
+          <w:rStyle w:val="OperatorTok"/>
+        </w:rPr>
+        <w:t xml:space="preserve">=</w:t>
+      </w:r>
+      <w:r>
+        <w:rPr>
+          <w:rStyle w:val="NormalTok"/>
+        </w:rPr>
+        <w:t xml:space="preserve"> </w:t>
+      </w:r>
+      <w:r>
+        <w:rPr>
+          <w:rStyle w:val="FloatTok"/>
+        </w:rPr>
+        <w:t xml:space="preserve">1</w:t>
+      </w:r>
+      <w:r>
+        <w:rPr>
+          <w:rStyle w:val="NormalTok"/>
+        </w:rPr>
+        <w:t xml:space="preserve"> </w:t>
+      </w:r>
+      <w:r>
+        <w:rPr>
+          <w:rStyle w:val="OperatorTok"/>
+        </w:rPr>
+        <w:t xml:space="preserve">./</w:t>
+      </w:r>
+      <w:r>
+        <w:rPr>
+          <w:rStyle w:val="NormalTok"/>
+        </w:rPr>
+        <w:t xml:space="preserve"> pγ_chain                 </w:t>
+      </w:r>
+      <w:r>
+        <w:rPr>
+          <w:rStyle w:val="CommentTok"/>
+        </w:rPr>
+        <w:t xml:space="preserve"># mean infectious period in steps (1-indexed Geometric)</w:t>
+      </w:r>
+      <w:r>
+        <w:br/>
+      </w:r>
+      <w:r>
+        <w:rPr>
+          <w:rStyle w:val="NormalTok"/>
+        </w:rPr>
+        <w:t xml:space="preserve">I0_chain       </w:t>
+      </w:r>
+      <w:r>
+        <w:rPr>
+          <w:rStyle w:val="OperatorTok"/>
+        </w:rPr>
+        <w:t xml:space="preserve">=</w:t>
+      </w:r>
+      <w:r>
+        <w:rPr>
+          <w:rStyle w:val="NormalTok"/>
+        </w:rPr>
+        <w:t xml:space="preserve"> ρ_chain </w:t>
+      </w:r>
+      <w:r>
+        <w:rPr>
+          <w:rStyle w:val="OperatorTok"/>
+        </w:rPr>
+        <w:t xml:space="preserve">.*</w:t>
+      </w:r>
+      <w:r>
+        <w:rPr>
+          <w:rStyle w:val="NormalTok"/>
+        </w:rPr>
+        <w:t xml:space="preserve"> N_chain            </w:t>
+      </w:r>
+      <w:r>
+        <w:rPr>
+          <w:rStyle w:val="CommentTok"/>
+        </w:rPr>
+        <w:t xml:space="preserve"># implied initial infected count</w:t>
+      </w:r>
+      <w:r>
+        <w:br/>
+      </w:r>
+      <w:r>
+        <w:rPr>
+          <w:rStyle w:val="NormalTok"/>
+        </w:rPr>
+        <w:t xml:space="preserve">tau_chain      </w:t>
+      </w:r>
+      <w:r>
+        <w:rPr>
+          <w:rStyle w:val="OperatorTok"/>
+        </w:rPr>
+        <w:t xml:space="preserve">=</w:t>
+      </w:r>
+      <w:r>
+        <w:rPr>
+          <w:rStyle w:val="NormalTok"/>
+        </w:rPr>
+        <w:t xml:space="preserve"> K_total </w:t>
+      </w:r>
+      <w:r>
+        <w:rPr>
+          <w:rStyle w:val="OperatorTok"/>
+        </w:rPr>
+        <w:t xml:space="preserve">./</w:t>
+      </w:r>
+      <w:r>
+        <w:rPr>
+          <w:rStyle w:val="NormalTok"/>
+        </w:rPr>
+        <w:t xml:space="preserve"> N_chain            </w:t>
+      </w:r>
+      <w:r>
+        <w:rPr>
+          <w:rStyle w:val="CommentTok"/>
+        </w:rPr>
+        <w:t xml:space="preserve"># observed attack rate posterior</w:t>
+      </w:r>
+      <w:r>
+        <w:br/>
+      </w:r>
+      <w:r>
+        <w:br/>
+      </w:r>
+      <w:r>
+        <w:rPr>
+          <w:rStyle w:val="CommentTok"/>
+        </w:rPr>
+        <w:t xml:space="preserve"># Posterior point estimates (medians)</w:t>
+      </w:r>
+      <w:r>
+        <w:br/>
+      </w:r>
+      <w:r>
+        <w:rPr>
+          <w:rStyle w:val="NormalTok"/>
+        </w:rPr>
+        <w:t xml:space="preserve">β_post  </w:t>
+      </w:r>
+      <w:r>
+        <w:rPr>
+          <w:rStyle w:val="OperatorTok"/>
+        </w:rPr>
+        <w:t xml:space="preserve">=</w:t>
+      </w:r>
+      <w:r>
+        <w:rPr>
+          <w:rStyle w:val="NormalTok"/>
+        </w:rPr>
+        <w:t xml:space="preserve"> </w:t>
+      </w:r>
+      <w:r>
+        <w:rPr>
+          <w:rStyle w:val="FunctionTok"/>
+        </w:rPr>
+        <w:t xml:space="preserve">median</w:t>
+      </w:r>
+      <w:r>
+        <w:rPr>
+          <w:rStyle w:val="NormalTok"/>
+        </w:rPr>
+        <w:t xml:space="preserve">(β_chain)</w:t>
+      </w:r>
+      <w:r>
+        <w:br/>
+      </w:r>
+      <w:r>
+        <w:rPr>
+          <w:rStyle w:val="NormalTok"/>
+        </w:rPr>
+        <w:t xml:space="preserve">γ_post  </w:t>
+      </w:r>
+      <w:r>
+        <w:rPr>
+          <w:rStyle w:val="OperatorTok"/>
+        </w:rPr>
+        <w:t xml:space="preserve">=</w:t>
+      </w:r>
+      <w:r>
+        <w:rPr>
+          <w:rStyle w:val="NormalTok"/>
+        </w:rPr>
+        <w:t xml:space="preserve"> </w:t>
+      </w:r>
+      <w:r>
+        <w:rPr>
+          <w:rStyle w:val="FunctionTok"/>
+        </w:rPr>
+        <w:t xml:space="preserve">median</w:t>
+      </w:r>
+      <w:r>
+        <w:rPr>
+          <w:rStyle w:val="NormalTok"/>
+        </w:rPr>
+        <w:t xml:space="preserve">(γ_chain)</w:t>
+      </w:r>
+      <w:r>
+        <w:br/>
+      </w:r>
+      <w:r>
+        <w:rPr>
+          <w:rStyle w:val="NormalTok"/>
+        </w:rPr>
+        <w:t xml:space="preserve">ρ_post  </w:t>
+      </w:r>
+      <w:r>
+        <w:rPr>
+          <w:rStyle w:val="OperatorTok"/>
+        </w:rPr>
+        <w:t xml:space="preserve">=</w:t>
+      </w:r>
+      <w:r>
+        <w:rPr>
+          <w:rStyle w:val="NormalTok"/>
+        </w:rPr>
+        <w:t xml:space="preserve"> </w:t>
+      </w:r>
+      <w:r>
+        <w:rPr>
+          <w:rStyle w:val="FunctionTok"/>
+        </w:rPr>
+        <w:t xml:space="preserve">median</w:t>
+      </w:r>
+      <w:r>
+        <w:rPr>
+          <w:rStyle w:val="NormalTok"/>
+        </w:rPr>
+        <w:t xml:space="preserve">(ρ_chain)</w:t>
+      </w:r>
+      <w:r>
+        <w:br/>
+      </w:r>
+      <w:r>
+        <w:rPr>
+          <w:rStyle w:val="NormalTok"/>
+        </w:rPr>
+        <w:t xml:space="preserve">N_post  </w:t>
+      </w:r>
+      <w:r>
+        <w:rPr>
+          <w:rStyle w:val="OperatorTok"/>
+        </w:rPr>
+        <w:t xml:space="preserve">=</w:t>
+      </w:r>
+      <w:r>
+        <w:rPr>
+          <w:rStyle w:val="NormalTok"/>
+        </w:rPr>
+        <w:t xml:space="preserve"> </w:t>
+      </w:r>
+      <w:r>
+        <w:rPr>
+          <w:rStyle w:val="FunctionTok"/>
+        </w:rPr>
+        <w:t xml:space="preserve">median</w:t>
+      </w:r>
+      <w:r>
+        <w:rPr>
+          <w:rStyle w:val="NormalTok"/>
+        </w:rPr>
+        <w:t xml:space="preserve">(N_chain)</w:t>
+      </w:r>
+      <w:r>
+        <w:br/>
+      </w:r>
+      <w:r>
+        <w:rPr>
+          <w:rStyle w:val="NormalTok"/>
+        </w:rPr>
+        <w:t xml:space="preserve">pγ_post </w:t>
+      </w:r>
+      <w:r>
+        <w:rPr>
+          <w:rStyle w:val="OperatorTok"/>
+        </w:rPr>
+        <w:t xml:space="preserve">=</w:t>
+      </w:r>
+      <w:r>
+        <w:rPr>
+          <w:rStyle w:val="NormalTok"/>
+        </w:rPr>
+        <w:t xml:space="preserve"> </w:t>
+      </w:r>
+      <w:r>
+        <w:rPr>
+          <w:rStyle w:val="FunctionTok"/>
+        </w:rPr>
+        <w:t xml:space="preserve">rate_to_proportion</w:t>
+      </w:r>
+      <w:r>
+        <w:rPr>
+          <w:rStyle w:val="NormalTok"/>
+        </w:rPr>
+        <w:t xml:space="preserve">(γ_post)</w:t>
+      </w:r>
+      <w:r>
+        <w:br/>
+      </w:r>
+      <w:r>
+        <w:br/>
+      </w:r>
+      <w:r>
+        <w:rPr>
+          <w:rStyle w:val="KeywordTok"/>
+        </w:rPr>
+        <w:t xml:space="preserve">function</w:t>
+      </w:r>
+      <w:r>
+        <w:rPr>
+          <w:rStyle w:val="NormalTok"/>
+        </w:rPr>
+        <w:t xml:space="preserve"> </w:t>
+      </w:r>
+      <w:r>
+        <w:rPr>
+          <w:rStyle w:val="FunctionTok"/>
+        </w:rPr>
+        <w:t xml:space="preserve">posterior_summary</w:t>
+      </w:r>
+      <w:r>
+        <w:rPr>
+          <w:rStyle w:val="NormalTok"/>
+        </w:rPr>
+        <w:t xml:space="preserve">(x; digits</w:t>
+      </w:r>
+      <w:r>
+        <w:rPr>
+          <w:rStyle w:val="OperatorTok"/>
+        </w:rPr>
+        <w:t xml:space="preserve">=</w:t>
+      </w:r>
+      <w:r>
+        <w:rPr>
+          <w:rStyle w:val="FloatTok"/>
+        </w:rPr>
+        <w:t xml:space="preserve">4</w:t>
+      </w:r>
+      <w:r>
+        <w:rPr>
+          <w:rStyle w:val="NormalTok"/>
+        </w:rPr>
+        <w:t xml:space="preserve">)</w:t>
+      </w:r>
+      <w:r>
+        <w:br/>
+      </w:r>
+      <w:r>
+        <w:rPr>
+          <w:rStyle w:val="NormalTok"/>
+        </w:rPr>
+        <w:t xml:space="preserve">    (median </w:t>
+      </w:r>
+      <w:r>
+        <w:rPr>
+          <w:rStyle w:val="OperatorTok"/>
+        </w:rPr>
+        <w:t xml:space="preserve">=</w:t>
+      </w:r>
+      <w:r>
+        <w:rPr>
+          <w:rStyle w:val="NormalTok"/>
+        </w:rPr>
+        <w:t xml:space="preserve"> </w:t>
+      </w:r>
+      <w:r>
+        <w:rPr>
+          <w:rStyle w:val="FunctionTok"/>
+        </w:rPr>
+        <w:t xml:space="preserve">round</w:t>
+      </w:r>
+      <w:r>
+        <w:rPr>
+          <w:rStyle w:val="NormalTok"/>
+        </w:rPr>
+        <w:t xml:space="preserve">(</w:t>
+      </w:r>
+      <w:r>
+        <w:rPr>
+          <w:rStyle w:val="FunctionTok"/>
+        </w:rPr>
+        <w:t xml:space="preserve">median</w:t>
+      </w:r>
+      <w:r>
+        <w:rPr>
+          <w:rStyle w:val="NormalTok"/>
+        </w:rPr>
+        <w:t xml:space="preserve">(x); digits</w:t>
+      </w:r>
+      <w:r>
+        <w:rPr>
+          <w:rStyle w:val="OperatorTok"/>
+        </w:rPr>
+        <w:t xml:space="preserve">=</w:t>
+      </w:r>
+      <w:r>
+        <w:rPr>
+          <w:rStyle w:val="NormalTok"/>
+        </w:rPr>
+        <w:t xml:space="preserve">digits),</w:t>
+      </w:r>
+      <w:r>
+        <w:br/>
+      </w:r>
+      <w:r>
+        <w:rPr>
+          <w:rStyle w:val="NormalTok"/>
+        </w:rPr>
+        <w:t xml:space="preserve">     mean   </w:t>
+      </w:r>
+      <w:r>
+        <w:rPr>
+          <w:rStyle w:val="OperatorTok"/>
+        </w:rPr>
+        <w:t xml:space="preserve">=</w:t>
+      </w:r>
+      <w:r>
+        <w:rPr>
+          <w:rStyle w:val="NormalTok"/>
+        </w:rPr>
+        <w:t xml:space="preserve"> </w:t>
+      </w:r>
+      <w:r>
+        <w:rPr>
+          <w:rStyle w:val="FunctionTok"/>
+        </w:rPr>
+        <w:t xml:space="preserve">round</w:t>
+      </w:r>
+      <w:r>
+        <w:rPr>
+          <w:rStyle w:val="NormalTok"/>
+        </w:rPr>
+        <w:t xml:space="preserve">(</w:t>
+      </w:r>
+      <w:r>
+        <w:rPr>
+          <w:rStyle w:val="FunctionTok"/>
+        </w:rPr>
+        <w:t xml:space="preserve">mean</w:t>
+      </w:r>
+      <w:r>
+        <w:rPr>
+          <w:rStyle w:val="NormalTok"/>
+        </w:rPr>
+        <w:t xml:space="preserve">(x);   digits</w:t>
+      </w:r>
+      <w:r>
+        <w:rPr>
+          <w:rStyle w:val="OperatorTok"/>
+        </w:rPr>
+        <w:t xml:space="preserve">=</w:t>
+      </w:r>
+      <w:r>
+        <w:rPr>
+          <w:rStyle w:val="NormalTok"/>
+        </w:rPr>
+        <w:t xml:space="preserve">digits),</w:t>
+      </w:r>
+      <w:r>
+        <w:br/>
+      </w:r>
+      <w:r>
+        <w:rPr>
+          <w:rStyle w:val="NormalTok"/>
+        </w:rPr>
+        <w:t xml:space="preserve">     q025   </w:t>
+      </w:r>
+      <w:r>
+        <w:rPr>
+          <w:rStyle w:val="OperatorTok"/>
+        </w:rPr>
+        <w:t xml:space="preserve">=</w:t>
+      </w:r>
+      <w:r>
+        <w:rPr>
+          <w:rStyle w:val="NormalTok"/>
+        </w:rPr>
+        <w:t xml:space="preserve"> </w:t>
+      </w:r>
+      <w:r>
+        <w:rPr>
+          <w:rStyle w:val="FunctionTok"/>
+        </w:rPr>
+        <w:t xml:space="preserve">round</w:t>
+      </w:r>
+      <w:r>
+        <w:rPr>
+          <w:rStyle w:val="NormalTok"/>
+        </w:rPr>
+        <w:t xml:space="preserve">(</w:t>
+      </w:r>
+      <w:r>
+        <w:rPr>
+          <w:rStyle w:val="FunctionTok"/>
+        </w:rPr>
+        <w:t xml:space="preserve">quantile</w:t>
+      </w:r>
+      <w:r>
+        <w:rPr>
+          <w:rStyle w:val="NormalTok"/>
+        </w:rPr>
+        <w:t xml:space="preserve">(x, </w:t>
+      </w:r>
+      <w:r>
+        <w:rPr>
+          <w:rStyle w:val="FloatTok"/>
+        </w:rPr>
+        <w:t xml:space="preserve">0.025</w:t>
+      </w:r>
+      <w:r>
+        <w:rPr>
+          <w:rStyle w:val="NormalTok"/>
+        </w:rPr>
+        <w:t xml:space="preserve">); digits</w:t>
+      </w:r>
+      <w:r>
+        <w:rPr>
+          <w:rStyle w:val="OperatorTok"/>
+        </w:rPr>
+        <w:t xml:space="preserve">=</w:t>
+      </w:r>
+      <w:r>
+        <w:rPr>
+          <w:rStyle w:val="NormalTok"/>
+        </w:rPr>
+        <w:t xml:space="preserve">digits),</w:t>
+      </w:r>
+      <w:r>
+        <w:br/>
+      </w:r>
+      <w:r>
+        <w:rPr>
+          <w:rStyle w:val="NormalTok"/>
+        </w:rPr>
+        <w:t xml:space="preserve">     q975   </w:t>
+      </w:r>
+      <w:r>
+        <w:rPr>
+          <w:rStyle w:val="OperatorTok"/>
+        </w:rPr>
+        <w:t xml:space="preserve">=</w:t>
+      </w:r>
+      <w:r>
+        <w:rPr>
+          <w:rStyle w:val="NormalTok"/>
+        </w:rPr>
+        <w:t xml:space="preserve"> </w:t>
+      </w:r>
+      <w:r>
+        <w:rPr>
+          <w:rStyle w:val="FunctionTok"/>
+        </w:rPr>
+        <w:t xml:space="preserve">round</w:t>
+      </w:r>
+      <w:r>
+        <w:rPr>
+          <w:rStyle w:val="NormalTok"/>
+        </w:rPr>
+        <w:t xml:space="preserve">(</w:t>
+      </w:r>
+      <w:r>
+        <w:rPr>
+          <w:rStyle w:val="FunctionTok"/>
+        </w:rPr>
+        <w:t xml:space="preserve">quantile</w:t>
+      </w:r>
+      <w:r>
+        <w:rPr>
+          <w:rStyle w:val="NormalTok"/>
+        </w:rPr>
+        <w:t xml:space="preserve">(x, </w:t>
+      </w:r>
+      <w:r>
+        <w:rPr>
+          <w:rStyle w:val="FloatTok"/>
+        </w:rPr>
+        <w:t xml:space="preserve">0.975</w:t>
+      </w:r>
+      <w:r>
+        <w:rPr>
+          <w:rStyle w:val="NormalTok"/>
+        </w:rPr>
+        <w:t xml:space="preserve">); digits</w:t>
+      </w:r>
+      <w:r>
+        <w:rPr>
+          <w:rStyle w:val="OperatorTok"/>
+        </w:rPr>
+        <w:t xml:space="preserve">=</w:t>
+      </w:r>
+      <w:r>
+        <w:rPr>
+          <w:rStyle w:val="NormalTok"/>
+        </w:rPr>
+        <w:t xml:space="preserve">digits))</w:t>
+      </w:r>
+      <w:r>
+        <w:br/>
+      </w:r>
+      <w:r>
+        <w:rPr>
+          <w:rStyle w:val="KeywordTok"/>
+        </w:rPr>
+        <w:t xml:space="preserve">end</w:t>
+      </w:r>
+      <w:r>
+        <w:br/>
+      </w:r>
+      <w:r>
+        <w:br/>
+      </w:r>
+      <w:r>
+        <w:rPr>
+          <w:rStyle w:val="NormalTok"/>
+        </w:rPr>
+        <w:t xml:space="preserve">posterior_table </w:t>
+      </w:r>
+      <w:r>
+        <w:rPr>
+          <w:rStyle w:val="OperatorTok"/>
+        </w:rPr>
+        <w:t xml:space="preserve">=</w:t>
+      </w:r>
+      <w:r>
+        <w:rPr>
+          <w:rStyle w:val="NormalTok"/>
+        </w:rPr>
+        <w:t xml:space="preserve"> (</w:t>
+      </w:r>
+      <w:r>
+        <w:br/>
+      </w:r>
+      <w:r>
+        <w:rPr>
+          <w:rStyle w:val="NormalTok"/>
+        </w:rPr>
+        <w:t xml:space="preserve">    N         </w:t>
+      </w:r>
+      <w:r>
+        <w:rPr>
+          <w:rStyle w:val="OperatorTok"/>
+        </w:rPr>
+        <w:t xml:space="preserve">=</w:t>
+      </w:r>
+      <w:r>
+        <w:rPr>
+          <w:rStyle w:val="NormalTok"/>
+        </w:rPr>
+        <w:t xml:space="preserve"> </w:t>
+      </w:r>
+      <w:r>
+        <w:rPr>
+          <w:rStyle w:val="FunctionTok"/>
+        </w:rPr>
+        <w:t xml:space="preserve">posterior_summary</w:t>
+      </w:r>
+      <w:r>
+        <w:rPr>
+          <w:rStyle w:val="NormalTok"/>
+        </w:rPr>
+        <w:t xml:space="preserve">(N_chain;        digits</w:t>
+      </w:r>
+      <w:r>
+        <w:rPr>
+          <w:rStyle w:val="OperatorTok"/>
+        </w:rPr>
+        <w:t xml:space="preserve">=</w:t>
+      </w:r>
+      <w:r>
+        <w:rPr>
+          <w:rStyle w:val="FloatTok"/>
+        </w:rPr>
+        <w:t xml:space="preserve">0</w:t>
+      </w:r>
+      <w:r>
+        <w:rPr>
+          <w:rStyle w:val="NormalTok"/>
+        </w:rPr>
+        <w:t xml:space="preserve">),</w:t>
+      </w:r>
+      <w:r>
+        <w:br/>
+      </w:r>
+      <w:r>
+        <w:rPr>
+          <w:rStyle w:val="NormalTok"/>
+        </w:rPr>
+        <w:t xml:space="preserve">    β         </w:t>
+      </w:r>
+      <w:r>
+        <w:rPr>
+          <w:rStyle w:val="OperatorTok"/>
+        </w:rPr>
+        <w:t xml:space="preserve">=</w:t>
+      </w:r>
+      <w:r>
+        <w:rPr>
+          <w:rStyle w:val="NormalTok"/>
+        </w:rPr>
+        <w:t xml:space="preserve"> </w:t>
+      </w:r>
+      <w:r>
+        <w:rPr>
+          <w:rStyle w:val="FunctionTok"/>
+        </w:rPr>
+        <w:t xml:space="preserve">posterior_summary</w:t>
+      </w:r>
+      <w:r>
+        <w:rPr>
+          <w:rStyle w:val="NormalTok"/>
+        </w:rPr>
+        <w:t xml:space="preserve">(β_chain;        digits</w:t>
+      </w:r>
+      <w:r>
+        <w:rPr>
+          <w:rStyle w:val="OperatorTok"/>
+        </w:rPr>
+        <w:t xml:space="preserve">=</w:t>
+      </w:r>
+      <w:r>
+        <w:rPr>
+          <w:rStyle w:val="FloatTok"/>
+        </w:rPr>
+        <w:t xml:space="preserve">4</w:t>
+      </w:r>
+      <w:r>
+        <w:rPr>
+          <w:rStyle w:val="NormalTok"/>
+        </w:rPr>
+        <w:t xml:space="preserve">),</w:t>
+      </w:r>
+      <w:r>
+        <w:br/>
+      </w:r>
+      <w:r>
+        <w:rPr>
+          <w:rStyle w:val="NormalTok"/>
+        </w:rPr>
+        <w:t xml:space="preserve">    γ         </w:t>
+      </w:r>
+      <w:r>
+        <w:rPr>
+          <w:rStyle w:val="OperatorTok"/>
+        </w:rPr>
+        <w:t xml:space="preserve">=</w:t>
+      </w:r>
+      <w:r>
+        <w:rPr>
+          <w:rStyle w:val="NormalTok"/>
+        </w:rPr>
+        <w:t xml:space="preserve"> </w:t>
+      </w:r>
+      <w:r>
+        <w:rPr>
+          <w:rStyle w:val="FunctionTok"/>
+        </w:rPr>
+        <w:t xml:space="preserve">posterior_summary</w:t>
+      </w:r>
+      <w:r>
+        <w:rPr>
+          <w:rStyle w:val="NormalTok"/>
+        </w:rPr>
+        <w:t xml:space="preserve">(γ_chain;        digits</w:t>
+      </w:r>
+      <w:r>
+        <w:rPr>
+          <w:rStyle w:val="OperatorTok"/>
+        </w:rPr>
+        <w:t xml:space="preserve">=</w:t>
+      </w:r>
+      <w:r>
+        <w:rPr>
+          <w:rStyle w:val="FloatTok"/>
+        </w:rPr>
+        <w:t xml:space="preserve">4</w:t>
+      </w:r>
+      <w:r>
+        <w:rPr>
+          <w:rStyle w:val="NormalTok"/>
+        </w:rPr>
+        <w:t xml:space="preserve">),</w:t>
+      </w:r>
+      <w:r>
+        <w:br/>
+      </w:r>
+      <w:r>
+        <w:rPr>
+          <w:rStyle w:val="NormalTok"/>
+        </w:rPr>
+        <w:t xml:space="preserve">    ρ         </w:t>
+      </w:r>
+      <w:r>
+        <w:rPr>
+          <w:rStyle w:val="OperatorTok"/>
+        </w:rPr>
+        <w:t xml:space="preserve">=</w:t>
+      </w:r>
+      <w:r>
+        <w:rPr>
+          <w:rStyle w:val="NormalTok"/>
+        </w:rPr>
+        <w:t xml:space="preserve"> </w:t>
+      </w:r>
+      <w:r>
+        <w:rPr>
+          <w:rStyle w:val="FunctionTok"/>
+        </w:rPr>
+        <w:t xml:space="preserve">posterior_summary</w:t>
+      </w:r>
+      <w:r>
+        <w:rPr>
+          <w:rStyle w:val="NormalTok"/>
+        </w:rPr>
+        <w:t xml:space="preserve">(ρ_chain;        digits</w:t>
+      </w:r>
+      <w:r>
+        <w:rPr>
+          <w:rStyle w:val="OperatorTok"/>
+        </w:rPr>
+        <w:t xml:space="preserve">=</w:t>
+      </w:r>
+      <w:r>
+        <w:rPr>
+          <w:rStyle w:val="FloatTok"/>
+        </w:rPr>
+        <w:t xml:space="preserve">5</w:t>
+      </w:r>
+      <w:r>
+        <w:rPr>
+          <w:rStyle w:val="NormalTok"/>
+        </w:rPr>
+        <w:t xml:space="preserve">),</w:t>
+      </w:r>
+      <w:r>
+        <w:br/>
+      </w:r>
+      <w:r>
+        <w:rPr>
+          <w:rStyle w:val="NormalTok"/>
+        </w:rPr>
+        <w:t xml:space="preserve">    R0        </w:t>
+      </w:r>
+      <w:r>
+        <w:rPr>
+          <w:rStyle w:val="OperatorTok"/>
+        </w:rPr>
+        <w:t xml:space="preserve">=</w:t>
+      </w:r>
+      <w:r>
+        <w:rPr>
+          <w:rStyle w:val="NormalTok"/>
+        </w:rPr>
+        <w:t xml:space="preserve"> </w:t>
+      </w:r>
+      <w:r>
+        <w:rPr>
+          <w:rStyle w:val="FunctionTok"/>
+        </w:rPr>
+        <w:t xml:space="preserve">posterior_summary</w:t>
+      </w:r>
+      <w:r>
+        <w:rPr>
+          <w:rStyle w:val="NormalTok"/>
+        </w:rPr>
+        <w:t xml:space="preserve">(R0_chain;       digits</w:t>
+      </w:r>
+      <w:r>
+        <w:rPr>
+          <w:rStyle w:val="OperatorTok"/>
+        </w:rPr>
+        <w:t xml:space="preserve">=</w:t>
+      </w:r>
+      <w:r>
+        <w:rPr>
+          <w:rStyle w:val="FloatTok"/>
+        </w:rPr>
+        <w:t xml:space="preserve">3</w:t>
+      </w:r>
+      <w:r>
+        <w:rPr>
+          <w:rStyle w:val="NormalTok"/>
+        </w:rPr>
+        <w:t xml:space="preserve">),</w:t>
+      </w:r>
+      <w:r>
+        <w:br/>
+      </w:r>
+      <w:r>
+        <w:rPr>
+          <w:rStyle w:val="NormalTok"/>
+        </w:rPr>
+        <w:t xml:space="preserve">    IP_steps  </w:t>
+      </w:r>
+      <w:r>
+        <w:rPr>
+          <w:rStyle w:val="OperatorTok"/>
+        </w:rPr>
+        <w:t xml:space="preserve">=</w:t>
+      </w:r>
+      <w:r>
+        <w:rPr>
+          <w:rStyle w:val="NormalTok"/>
+        </w:rPr>
+        <w:t xml:space="preserve"> </w:t>
+      </w:r>
+      <w:r>
+        <w:rPr>
+          <w:rStyle w:val="FunctionTok"/>
+        </w:rPr>
+        <w:t xml:space="preserve">posterior_summary</w:t>
+      </w:r>
+      <w:r>
+        <w:rPr>
+          <w:rStyle w:val="NormalTok"/>
+        </w:rPr>
+        <w:t xml:space="preserve">(IP_steps_chain; digits</w:t>
+      </w:r>
+      <w:r>
+        <w:rPr>
+          <w:rStyle w:val="OperatorTok"/>
+        </w:rPr>
+        <w:t xml:space="preserve">=</w:t>
+      </w:r>
+      <w:r>
+        <w:rPr>
+          <w:rStyle w:val="FloatTok"/>
+        </w:rPr>
+        <w:t xml:space="preserve">2</w:t>
+      </w:r>
+      <w:r>
+        <w:rPr>
+          <w:rStyle w:val="NormalTok"/>
+        </w:rPr>
+        <w:t xml:space="preserve">),</w:t>
+      </w:r>
+      <w:r>
+        <w:br/>
+      </w:r>
+      <w:r>
+        <w:rPr>
+          <w:rStyle w:val="NormalTok"/>
+        </w:rPr>
+        <w:t xml:space="preserve">    I0        </w:t>
+      </w:r>
+      <w:r>
+        <w:rPr>
+          <w:rStyle w:val="OperatorTok"/>
+        </w:rPr>
+        <w:t xml:space="preserve">=</w:t>
+      </w:r>
+      <w:r>
+        <w:rPr>
+          <w:rStyle w:val="NormalTok"/>
+        </w:rPr>
+        <w:t xml:space="preserve"> </w:t>
+      </w:r>
+      <w:r>
+        <w:rPr>
+          <w:rStyle w:val="FunctionTok"/>
+        </w:rPr>
+        <w:t xml:space="preserve">posterior_summary</w:t>
+      </w:r>
+      <w:r>
+        <w:rPr>
+          <w:rStyle w:val="NormalTok"/>
+        </w:rPr>
+        <w:t xml:space="preserve">(I0_chain;       digits</w:t>
+      </w:r>
+      <w:r>
+        <w:rPr>
+          <w:rStyle w:val="OperatorTok"/>
+        </w:rPr>
+        <w:t xml:space="preserve">=</w:t>
+      </w:r>
+      <w:r>
+        <w:rPr>
+          <w:rStyle w:val="FloatTok"/>
+        </w:rPr>
+        <w:t xml:space="preserve">2</w:t>
+      </w:r>
+      <w:r>
+        <w:rPr>
+          <w:rStyle w:val="NormalTok"/>
+        </w:rPr>
+        <w:t xml:space="preserve">),</w:t>
+      </w:r>
+      <w:r>
+        <w:br/>
+      </w:r>
+      <w:r>
+        <w:rPr>
+          <w:rStyle w:val="NormalTok"/>
+        </w:rPr>
+        <w:t xml:space="preserve">    K_over_N  </w:t>
+      </w:r>
+      <w:r>
+        <w:rPr>
+          <w:rStyle w:val="OperatorTok"/>
+        </w:rPr>
+        <w:t xml:space="preserve">=</w:t>
+      </w:r>
+      <w:r>
+        <w:rPr>
+          <w:rStyle w:val="NormalTok"/>
+        </w:rPr>
+        <w:t xml:space="preserve"> </w:t>
+      </w:r>
+      <w:r>
+        <w:rPr>
+          <w:rStyle w:val="FunctionTok"/>
+        </w:rPr>
+        <w:t xml:space="preserve">posterior_summary</w:t>
+      </w:r>
+      <w:r>
+        <w:rPr>
+          <w:rStyle w:val="NormalTok"/>
+        </w:rPr>
+        <w:t xml:space="preserve">(tau_chain;      digits</w:t>
+      </w:r>
+      <w:r>
+        <w:rPr>
+          <w:rStyle w:val="OperatorTok"/>
+        </w:rPr>
+        <w:t xml:space="preserve">=</w:t>
+      </w:r>
+      <w:r>
+        <w:rPr>
+          <w:rStyle w:val="FloatTok"/>
+        </w:rPr>
+        <w:t xml:space="preserve">4</w:t>
+      </w:r>
+      <w:r>
+        <w:rPr>
+          <w:rStyle w:val="NormalTok"/>
+        </w:rPr>
+        <w:t xml:space="preserve">),</w:t>
+      </w:r>
+      <w:r>
+        <w:br/>
+      </w:r>
+      <w:r>
+        <w:rPr>
+          <w:rStyle w:val="NormalTok"/>
+        </w:rPr>
+        <w:t xml:space="preserve">)</w:t>
+      </w:r>
+    </w:p>
+    <w:p>
+      <w:pPr>
+        <w:pStyle w:val="SourceCode"/>
+      </w:pPr>
+      <w:r>
+        <w:rPr>
           <w:rStyle w:val="VerbatimChar"/>
         </w:rPr>
-        <w:t xml:space="preserve">Parameter Estimates — Wave 3 (all records, posterior means with 95% CI):</w:t>
-      </w:r>
-      <w:r>
-        <w:br/>
-      </w:r>
+        <w:t xml:space="preserve">(N = (median = 5177.0, mean = 5260.0, q025 = 4180.0, q975 = 6833.0), β = (median = 0.2394, mean = 0.2395, q025 = 0.2243, q975 = 0.255), γ = (median = 0.2418, mean = 0.242, q025 = 0.2253, q975 = 0.2592), ρ = (median = 0.00676, mean = 0.00677, q025 = 0.0057, q975 = 0.00794), R0 = (median = 1.114, mean = 1.114, q025 = 1.077, q975 = 1.152), IP_steps = (median = 4.66, mean = 4.66, q025 = 4.38, q975 = 4.96), I0 = (median = 35.23, mean = 35.41, q025 = 28.35, q975 = 43.62), K_over_N = (median = 0.2065, mean = 0.2065, q025 = 0.1564, q975 = 0.2558))</w:t>
+      </w:r>
+    </w:p>
+    <w:p>
+      <w:pPr>
+        <w:pStyle w:val="SourceCode"/>
+      </w:pPr>
       <w:r>
         <w:rPr>
           <w:rStyle w:val="VerbatimChar"/>
         </w:rPr>
-        <w:t xml:space="preserve">β:      0.239 [0.224, 0.255]  (Vossler: 0.235)</w:t>
+        <w:t xml:space="preserve">N           median = 5177.0   mean = 5260.0   95% CI = [4180.0, 6833.0]</w:t>
       </w:r>
       <w:r>
         <w:br/>
@@ -8709,7 +10024,7 @@
         <w:rPr>
           <w:rStyle w:val="VerbatimChar"/>
         </w:rPr>
-        <w:t xml:space="preserve">γ:      0.242 [0.225, 0.259]  (Vossler: 0.214)</w:t>
+        <w:t xml:space="preserve">β           median = 0.2394   mean = 0.2395   95% CI = [0.2243, 0.255]</w:t>
       </w:r>
       <w:r>
         <w:br/>
@@ -8718,7 +10033,7 @@
         <w:rPr>
           <w:rStyle w:val="VerbatimChar"/>
         </w:rPr>
-        <w:t xml:space="preserve">pγ=1-e⁻ᵞ: 0.215</w:t>
+        <w:t xml:space="preserve">γ           median = 0.2418   mean = 0.242   95% CI = [0.2253, 0.2592]</w:t>
       </w:r>
       <w:r>
         <w:br/>
@@ -8727,7 +10042,7 @@
         <w:rPr>
           <w:rStyle w:val="VerbatimChar"/>
         </w:rPr>
-        <w:t xml:space="preserve">ρ:      0.0068 [0.0057, 0.0079]  (Vossler: 0.0067)</w:t>
+        <w:t xml:space="preserve">ρ           median = 0.00676   mean = 0.00677   95% CI = [0.0057, 0.00794]</w:t>
       </w:r>
       <w:r>
         <w:br/>
@@ -8736,7 +10051,7 @@
         <w:rPr>
           <w:rStyle w:val="VerbatimChar"/>
         </w:rPr>
-        <w:t xml:space="preserve">N:      5260.0 [4180.0, 6833.0]</w:t>
+        <w:t xml:space="preserve">R0          median = 1.114   mean = 1.114   95% CI = [1.077, 1.152]</w:t>
       </w:r>
       <w:r>
         <w:br/>
@@ -8745,7 +10060,7 @@
         <w:rPr>
           <w:rStyle w:val="VerbatimChar"/>
         </w:rPr>
-        <w:t xml:space="preserve">I₀=ρ·N:  35.4 [28.3, 43.6]  (implied initial infected)</w:t>
+        <w:t xml:space="preserve">IP_steps    median = 4.66   mean = 4.66   95% CI = [4.38, 4.96]</w:t>
       </w:r>
       <w:r>
         <w:br/>
@@ -8754,7 +10069,7 @@
         <w:rPr>
           <w:rStyle w:val="VerbatimChar"/>
         </w:rPr>
-        <w:t xml:space="preserve">R₀=β/pγ: 1.114  (Vossler β/γ: 1.098)</w:t>
+        <w:t xml:space="preserve">I0          median = 35.23   mean = 35.41   95% CI = [28.35, 43.62]</w:t>
       </w:r>
       <w:r>
         <w:br/>
@@ -8763,7 +10078,28 @@
         <w:rPr>
           <w:rStyle w:val="VerbatimChar"/>
         </w:rPr>
-        <w:t xml:space="preserve">mean IP=1/pγ: 4.65 days  (Vossler 1/γ: 4.7 d)</w:t>
+        <w:t xml:space="preserve">K_over_N    median = 0.2065   mean = 0.2065   95% CI = [0.1564, 0.2558]</w:t>
+      </w:r>
+      <w:r>
+        <w:br/>
+      </w:r>
+      <w:r>
+        <w:br/>
+      </w:r>
+      <w:r>
+        <w:rPr>
+          <w:rStyle w:val="VerbatimChar"/>
+        </w:rPr>
+        <w:t xml:space="preserve">Vossler et al. (2022) Wave 3 reference (continuous-time, β/γ):</w:t>
+      </w:r>
+      <w:r>
+        <w:br/>
+      </w:r>
+      <w:r>
+        <w:rPr>
+          <w:rStyle w:val="VerbatimChar"/>
+        </w:rPr>
+        <w:t xml:space="preserve">  β = 0.235, γ = 0.214, ρ = 0.0067, β/γ = 1.098, 1/γ = 4.7 d</w:t>
       </w:r>
     </w:p>
     <w:bookmarkEnd w:id="37"/>
@@ -9274,14 +10610,14 @@
       <w:r>
         <w:drawing>
           <wp:inline>
-            <wp:extent cx="5029200" cy="3200400"/>
+            <wp:extent cx="5334000" cy="3810000"/>
             <wp:effectExtent b="0" l="0" r="0" t="0"/>
             <wp:docPr descr="" title="" id="39" name="Picture"/>
             <a:graphic>
               <a:graphicData uri="http://schemas.openxmlformats.org/drawingml/2006/picture">
                 <pic:pic>
                   <pic:nvPicPr>
-                    <pic:cNvPr descr="DSA_turing_SIRmap_W3_files/figure-docx/cell-20-output-1.svg" id="40" name="Picture"/>
+                    <pic:cNvPr descr="DSA_turing_SIRmap_W3_files/figure-docx/cell-21-output-1.svg" id="40" name="Picture"/>
                     <pic:cNvPicPr>
                       <a:picLocks noChangeArrowheads="1" noChangeAspect="1"/>
                     </pic:cNvPicPr>
@@ -9304,7 +10640,7 @@
                   <pic:spPr bwMode="auto">
                     <a:xfrm>
                       <a:off x="0" y="0"/>
-                      <a:ext cx="5029200" cy="3200400"/>
+                      <a:ext cx="5334000" cy="3810000"/>
                     </a:xfrm>
                     <a:prstGeom prst="rect">
                       <a:avLst/>
@@ -10393,7 +11729,7 @@
               <a:graphicData uri="http://schemas.openxmlformats.org/drawingml/2006/picture">
                 <pic:pic>
                   <pic:nvPicPr>
-                    <pic:cNvPr descr="DSA_turing_SIRmap_W3_files/figure-docx/cell-21-output-1.svg" id="45" name="Picture"/>
+                    <pic:cNvPr descr="DSA_turing_SIRmap_W3_files/figure-docx/cell-22-output-1.svg" id="45" name="Picture"/>
                     <pic:cNvPicPr>
                       <a:picLocks noChangeArrowheads="1" noChangeAspect="1"/>
                     </pic:cNvPicPr>

--- a/Ebola_DRC_2018/DSA_turing_SIRmap_W3.docx
+++ b/Ebola_DRC_2018/DSA_turing_SIRmap_W3.docx
@@ -7011,7 +7011,7 @@
         <w:rPr>
           <w:rStyle w:val="VerbatimChar"/>
         </w:rPr>
-        <w:t xml:space="preserve">Wall duration     = 800.15 seconds</w:t>
+        <w:t xml:space="preserve">Wall duration     = 795.27 seconds</w:t>
       </w:r>
       <w:r>
         <w:br/>
@@ -7020,7 +7020,7 @@
         <w:rPr>
           <w:rStyle w:val="VerbatimChar"/>
         </w:rPr>
-        <w:t xml:space="preserve">Compute duration  = 2541.39 seconds</w:t>
+        <w:t xml:space="preserve">Compute duration  = 2531.18 seconds</w:t>
       </w:r>
       <w:r>
         <w:br/>
@@ -11052,7 +11052,7 @@
         <w:rPr>
           <w:rStyle w:val="NormalTok"/>
         </w:rPr>
-        <w:t xml:space="preserve">f_lower </w:t>
+        <w:t xml:space="preserve">f_median </w:t>
       </w:r>
       <w:r>
         <w:rPr>
@@ -11094,6 +11094,93 @@
         <w:rPr>
           <w:rStyle w:val="FloatTok"/>
         </w:rPr>
+        <w:t xml:space="preserve">0.5</w:t>
+      </w:r>
+      <w:r>
+        <w:rPr>
+          <w:rStyle w:val="NormalTok"/>
+        </w:rPr>
+        <w:t xml:space="preserve">)   for t </w:t>
+      </w:r>
+      <w:r>
+        <w:rPr>
+          <w:rStyle w:val="KeywordTok"/>
+        </w:rPr>
+        <w:t xml:space="preserve">in</w:t>
+      </w:r>
+      <w:r>
+        <w:rPr>
+          <w:rStyle w:val="NormalTok"/>
+        </w:rPr>
+        <w:t xml:space="preserve"> </w:t>
+      </w:r>
+      <w:r>
+        <w:rPr>
+          <w:rStyle w:val="FloatTok"/>
+        </w:rPr>
+        <w:t xml:space="preserve">1</w:t>
+      </w:r>
+      <w:r>
+        <w:rPr>
+          <w:rStyle w:val="OperatorTok"/>
+        </w:rPr>
+        <w:t xml:space="preserve">:</w:t>
+      </w:r>
+      <w:r>
+        <w:rPr>
+          <w:rStyle w:val="NormalTok"/>
+        </w:rPr>
+        <w:t xml:space="preserve">nsteps]</w:t>
+      </w:r>
+      <w:r>
+        <w:br/>
+      </w:r>
+      <w:r>
+        <w:rPr>
+          <w:rStyle w:val="NormalTok"/>
+        </w:rPr>
+        <w:t xml:space="preserve">f_lower  </w:t>
+      </w:r>
+      <w:r>
+        <w:rPr>
+          <w:rStyle w:val="OperatorTok"/>
+        </w:rPr>
+        <w:t xml:space="preserve">=</w:t>
+      </w:r>
+      <w:r>
+        <w:rPr>
+          <w:rStyle w:val="NormalTok"/>
+        </w:rPr>
+        <w:t xml:space="preserve"> [</w:t>
+      </w:r>
+      <w:r>
+        <w:rPr>
+          <w:rStyle w:val="FunctionTok"/>
+        </w:rPr>
+        <w:t xml:space="preserve">quantile</w:t>
+      </w:r>
+      <w:r>
+        <w:rPr>
+          <w:rStyle w:val="NormalTok"/>
+        </w:rPr>
+        <w:t xml:space="preserve">(f_samples[t, </w:t>
+      </w:r>
+      <w:r>
+        <w:rPr>
+          <w:rStyle w:val="OperatorTok"/>
+        </w:rPr>
+        <w:t xml:space="preserve">:</w:t>
+      </w:r>
+      <w:r>
+        <w:rPr>
+          <w:rStyle w:val="NormalTok"/>
+        </w:rPr>
+        <w:t xml:space="preserve">], </w:t>
+      </w:r>
+      <w:r>
+        <w:rPr>
+          <w:rStyle w:val="FloatTok"/>
+        </w:rPr>
         <w:t xml:space="preserve">0.025</w:t>
       </w:r>
       <w:r>
@@ -11139,7 +11226,7 @@
         <w:rPr>
           <w:rStyle w:val="NormalTok"/>
         </w:rPr>
-        <w:t xml:space="preserve">f_upper </w:t>
+        <w:t xml:space="preserve">f_upper  </w:t>
       </w:r>
       <w:r>
         <w:rPr>
@@ -11556,7 +11643,7 @@
         <w:rPr>
           <w:rStyle w:val="StringTok"/>
         </w:rPr>
-        <w:t xml:space="preserve">"95% CI"</w:t>
+        <w:t xml:space="preserve">"95% CrI"</w:t>
       </w:r>
       <w:r>
         <w:rPr>
@@ -11613,7 +11700,7 @@
         <w:rPr>
           <w:rStyle w:val="NormalTok"/>
         </w:rPr>
-        <w:t xml:space="preserve">nsteps, f, label</w:t>
+        <w:t xml:space="preserve">nsteps, f_median, label</w:t>
       </w:r>
       <w:r>
         <w:rPr>
@@ -11625,7 +11712,7 @@
         <w:rPr>
           <w:rStyle w:val="StringTok"/>
         </w:rPr>
-        <w:t xml:space="preserve">"Posterior mean"</w:t>
+        <w:t xml:space="preserve">"Posterior median"</w:t>
       </w:r>
       <w:r>
         <w:rPr>
